--- a/resources/templates/22审核意见书.docx
+++ b/resources/templates/22审核意见书.docx
@@ -267,6 +267,26 @@
               <w:t>审  核  意  见</w:t>
             </w:r>
           </w:p>
+          <w:p>
+            <w:pPr>
+              <w:widowControl/>
+              <w:spacing w:line="579" w:lineRule="exact"/>
+              <w:jc w:val="left"/>
+              <w:rPr>
+                <w:rFonts w:ascii="宋体" w:hAnsi="宋体"/>
+                <w:snapToGrid w:val="0"/>
+                <w:sz w:val="24"/>
+              </w:rPr>
+            </w:pPr>
+            <w:r>
+              <w:rPr>
+                <w:rFonts w:ascii="宋体" w:hAnsi="宋体"/>
+                <w:snapToGrid w:val="0"/>
+                <w:sz w:val="24"/>
+              </w:rPr>
+              <w:t xml:space="preserve">{reviewOpinion}</w:t>
+            </w:r>
+          </w:p>
         </w:tc>
       </w:tr>
       <w:tr>
@@ -1167,7 +1187,7 @@
                 <w:snapToGrid w:val="0"/>
                 <w:sz w:val="24"/>
               </w:rPr>
-              <w:t xml:space="preserve">签名：               </w:t>
+              <w:t xml:space="preserve">签名：{reviewerName}</w:t>
             </w:r>
           </w:p>
           <w:p>
@@ -1188,7 +1208,7 @@
                 <w:snapToGrid w:val="0"/>
                 <w:sz w:val="24"/>
               </w:rPr>
-              <w:t xml:space="preserve">年  月  日                   </w:t>
+              <w:t>{reviewDate}</w:t>
             </w:r>
           </w:p>
         </w:tc>
